--- a/por/docx/59.content.docx
+++ b/por/docx/59.content.docx
@@ -3800,18 +3800,12 @@
         </w:rPr>
         <w:t xml:space="preserve"> em </w:t>
       </w:r>
-      <w:hyperlink r:id="rId13">
-        <w:r>
-          <w:rPr>
-            <w:lang w:val="pt_PT" w:bidi="pt_PT"/>
-          </w:rPr>
-          <w:rPr>
-            <w:color w:val="0000EE"/>
-            <w:u w:val="single"/>
-          </w:rPr>
-          <w:t>1.2</w:t>
-        </w:r>
-      </w:hyperlink>
+      <w:r>
+        <w:rPr>
+          <w:lang w:val="pt_PT" w:bidi="pt_PT"/>
+        </w:rPr>
+        <w:t>1.2</w:t>
+      </w:r>
       <w:r>
         <w:rPr>
           <w:lang w:val="pt_PT" w:bidi="pt_PT"/>
@@ -6370,18 +6364,12 @@
         </w:rPr>
         <w:t xml:space="preserve"> pode significar a mesma coisa que em </w:t>
       </w:r>
-      <w:hyperlink r:id="rId14">
-        <w:r>
-          <w:rPr>
-            <w:lang w:val="pt_PT" w:bidi="pt_PT"/>
-          </w:rPr>
-          <w:rPr>
-            <w:color w:val="0000EE"/>
-            <w:u w:val="single"/>
-          </w:rPr>
-          <w:t>1.2–3</w:t>
-        </w:r>
-      </w:hyperlink>
+      <w:r>
+        <w:rPr>
+          <w:lang w:val="pt_PT" w:bidi="pt_PT"/>
+        </w:rPr>
+        <w:t>1.2–3</w:t>
+      </w:r>
       <w:r>
         <w:rPr>
           <w:lang w:val="pt_PT" w:bidi="pt_PT"/>
@@ -8528,18 +8516,12 @@
         </w:rPr>
         <w:t xml:space="preserve">Tiago está se referindo novamente à sua declaração em </w:t>
       </w:r>
-      <w:hyperlink r:id="rId15">
-        <w:r>
-          <w:rPr>
-            <w:lang w:val="pt_PT" w:bidi="pt_PT"/>
-          </w:rPr>
-          <w:rPr>
-            <w:color w:val="0000EE"/>
-            <w:u w:val="single"/>
-          </w:rPr>
-          <w:t>1.13</w:t>
-        </w:r>
-      </w:hyperlink>
+      <w:r>
+        <w:rPr>
+          <w:lang w:val="pt_PT" w:bidi="pt_PT"/>
+        </w:rPr>
+        <w:t>1.13</w:t>
+      </w:r>
       <w:r>
         <w:rPr>
           <w:lang w:val="pt_PT" w:bidi="pt_PT"/>
@@ -8657,18 +8639,12 @@
         </w:rPr>
         <w:t xml:space="preserve"> em </w:t>
       </w:r>
-      <w:hyperlink r:id="rId13">
-        <w:r>
-          <w:rPr>
-            <w:lang w:val="pt_PT" w:bidi="pt_PT"/>
-          </w:rPr>
-          <w:rPr>
-            <w:color w:val="0000EE"/>
-            <w:u w:val="single"/>
-          </w:rPr>
-          <w:t>1.2</w:t>
-        </w:r>
-      </w:hyperlink>
+      <w:r>
+        <w:rPr>
+          <w:lang w:val="pt_PT" w:bidi="pt_PT"/>
+        </w:rPr>
+        <w:t>1.2</w:t>
+      </w:r>
       <w:r>
         <w:rPr>
           <w:lang w:val="pt_PT" w:bidi="pt_PT"/>
@@ -8923,18 +8899,12 @@
         </w:rPr>
         <w:t xml:space="preserve"> têm significados semelhantes. Tiago as usa juntas para dar ênfase. (Como em </w:t>
       </w:r>
-      <w:hyperlink r:id="rId16">
-        <w:r>
-          <w:rPr>
-            <w:lang w:val="pt_PT" w:bidi="pt_PT"/>
-          </w:rPr>
-          <w:rPr>
-            <w:color w:val="0000EE"/>
-            <w:u w:val="single"/>
-          </w:rPr>
-          <w:t>1.4</w:t>
-        </w:r>
-      </w:hyperlink>
+      <w:r>
+        <w:rPr>
+          <w:lang w:val="pt_PT" w:bidi="pt_PT"/>
+        </w:rPr>
+        <w:t>1.4</w:t>
+      </w:r>
       <w:r>
         <w:rPr>
           <w:lang w:val="pt_PT" w:bidi="pt_PT"/>
@@ -10997,18 +10967,12 @@
         </w:rPr>
         <w:t xml:space="preserve">Veja como você traduziu esta expressão em </w:t>
       </w:r>
-      <w:hyperlink r:id="rId17">
-        <w:r>
-          <w:rPr>
-            <w:lang w:val="pt_PT" w:bidi="pt_PT"/>
-          </w:rPr>
-          <w:rPr>
-            <w:color w:val="0000EE"/>
-            <w:u w:val="single"/>
-          </w:rPr>
-          <w:t>1.16</w:t>
-        </w:r>
-      </w:hyperlink>
+      <w:r>
+        <w:rPr>
+          <w:lang w:val="pt_PT" w:bidi="pt_PT"/>
+        </w:rPr>
+        <w:t>1.16</w:t>
+      </w:r>
       <w:r>
         <w:rPr>
           <w:lang w:val="pt_PT" w:bidi="pt_PT"/>
@@ -14867,18 +14831,12 @@
         </w:rPr>
         <w:t xml:space="preserve">Tiago está usando uma situação hipotética adicional para ensinar. Esta ilustração contrasta com a que ele ofereceu em </w:t>
       </w:r>
-      <w:hyperlink r:id="rId18">
-        <w:r>
-          <w:rPr>
-            <w:lang w:val="pt_PT" w:bidi="pt_PT"/>
-          </w:rPr>
-          <w:rPr>
-            <w:color w:val="0000EE"/>
-            <w:u w:val="single"/>
-          </w:rPr>
-          <w:t>1.23</w:t>
-        </w:r>
-      </w:hyperlink>
+      <w:r>
+        <w:rPr>
+          <w:lang w:val="pt_PT" w:bidi="pt_PT"/>
+        </w:rPr>
+        <w:t>1.23</w:t>
+      </w:r>
       <w:r>
         <w:rPr>
           <w:lang w:val="pt_PT" w:bidi="pt_PT"/>
@@ -15120,18 +15078,12 @@
         </w:rPr>
         <w:t xml:space="preserve">. Veja as notas em </w:t>
       </w:r>
-      <w:hyperlink r:id="rId19">
-        <w:r>
-          <w:rPr>
-            <w:lang w:val="pt_PT" w:bidi="pt_PT"/>
-          </w:rPr>
-          <w:rPr>
-            <w:color w:val="0000EE"/>
-            <w:u w:val="single"/>
-          </w:rPr>
-          <w:t>2.12</w:t>
-        </w:r>
-      </w:hyperlink>
+      <w:r>
+        <w:rPr>
+          <w:lang w:val="pt_PT" w:bidi="pt_PT"/>
+        </w:rPr>
+        <w:t>2.12</w:t>
+      </w:r>
       <w:r>
         <w:rPr>
           <w:lang w:val="pt_PT" w:bidi="pt_PT"/>
@@ -15484,36 +15436,24 @@
         </w:rPr>
         <w:t xml:space="preserve">Assim como em </w:t>
       </w:r>
-      <w:hyperlink r:id="rId16">
-        <w:r>
-          <w:rPr>
-            <w:lang w:val="pt_PT" w:bidi="pt_PT"/>
-          </w:rPr>
-          <w:rPr>
-            <w:color w:val="0000EE"/>
-            <w:u w:val="single"/>
-          </w:rPr>
-          <w:t>1.4</w:t>
-        </w:r>
-      </w:hyperlink>
+      <w:r>
+        <w:rPr>
+          <w:lang w:val="pt_PT" w:bidi="pt_PT"/>
+        </w:rPr>
+        <w:t>1.4</w:t>
+      </w:r>
       <w:r>
         <w:rPr>
           <w:lang w:val="pt_PT" w:bidi="pt_PT"/>
         </w:rPr>
         <w:t xml:space="preserve"> e </w:t>
       </w:r>
-      <w:hyperlink r:id="rId20">
-        <w:r>
-          <w:rPr>
-            <w:lang w:val="pt_PT" w:bidi="pt_PT"/>
-          </w:rPr>
-          <w:rPr>
-            <w:color w:val="0000EE"/>
-            <w:u w:val="single"/>
-          </w:rPr>
-          <w:t>1.17</w:t>
-        </w:r>
-      </w:hyperlink>
+      <w:r>
+        <w:rPr>
+          <w:lang w:val="pt_PT" w:bidi="pt_PT"/>
+        </w:rPr>
+        <w:t>1.17</w:t>
+      </w:r>
       <w:r>
         <w:rPr>
           <w:lang w:val="pt_PT" w:bidi="pt_PT"/>
@@ -17014,18 +16954,12 @@
         </w:rPr>
         <w:t xml:space="preserve"> como uma forma de exagero para dar ênfase. Concebivelmente, ainda haveria algum valor na religião de uma pessoa, mesmo que ela não controlasse cuidadosamente o que dizia. Mas Tiago quer enfatizar quão inconsistente é afirmar amar a Deus, mas depois dizer coisas que machucam e menosprezam outras pessoas. Ele desenvolverá esse ponto mais adiante em </w:t>
       </w:r>
-      <w:hyperlink r:id="rId21">
-        <w:r>
-          <w:rPr>
-            <w:lang w:val="pt_PT" w:bidi="pt_PT"/>
-          </w:rPr>
-          <w:rPr>
-            <w:color w:val="0000EE"/>
-            <w:u w:val="single"/>
-          </w:rPr>
-          <w:t>3.9–10</w:t>
-        </w:r>
-      </w:hyperlink>
+      <w:r>
+        <w:rPr>
+          <w:lang w:val="pt_PT" w:bidi="pt_PT"/>
+        </w:rPr>
+        <w:t>3.9–10</w:t>
+      </w:r>
       <w:r>
         <w:rPr>
           <w:lang w:val="pt_PT" w:bidi="pt_PT"/>
@@ -18331,18 +18265,12 @@
         </w:rPr>
         <w:t xml:space="preserve"> em </w:t>
       </w:r>
-      <w:hyperlink r:id="rId13">
-        <w:r>
-          <w:rPr>
-            <w:lang w:val="pt_PT" w:bidi="pt_PT"/>
-          </w:rPr>
-          <w:rPr>
-            <w:color w:val="0000EE"/>
-            <w:u w:val="single"/>
-          </w:rPr>
-          <w:t>1.2</w:t>
-        </w:r>
-      </w:hyperlink>
+      <w:r>
+        <w:rPr>
+          <w:lang w:val="pt_PT" w:bidi="pt_PT"/>
+        </w:rPr>
+        <w:t>1.2</w:t>
+      </w:r>
       <w:r>
         <w:rPr>
           <w:lang w:val="pt_PT" w:bidi="pt_PT"/>
@@ -18845,18 +18773,12 @@
         </w:rPr>
         <w:t xml:space="preserve">Tiago está usando uma situação hipotética para ensinar. Ele descreve a condição neste versículo e no próximo, e ele descreve o resultado em </w:t>
       </w:r>
-      <w:hyperlink r:id="rId22">
-        <w:r>
-          <w:rPr>
-            <w:lang w:val="pt_PT" w:bidi="pt_PT"/>
-          </w:rPr>
-          <w:rPr>
-            <w:color w:val="0000EE"/>
-            <w:u w:val="single"/>
-          </w:rPr>
-          <w:t>2.4</w:t>
-        </w:r>
-      </w:hyperlink>
+      <w:r>
+        <w:rPr>
+          <w:lang w:val="pt_PT" w:bidi="pt_PT"/>
+        </w:rPr>
+        <w:t>2.4</w:t>
+      </w:r>
       <w:r>
         <w:rPr>
           <w:lang w:val="pt_PT" w:bidi="pt_PT"/>
@@ -20476,18 +20398,12 @@
         </w:rPr>
         <w:t xml:space="preserve">Neste versículo, Tiago descreve o resultado da situação hipotética que ele vem apresentando desde </w:t>
       </w:r>
-      <w:hyperlink r:id="rId23">
-        <w:r>
-          <w:rPr>
-            <w:lang w:val="pt_PT" w:bidi="pt_PT"/>
-          </w:rPr>
-          <w:rPr>
-            <w:color w:val="0000EE"/>
-            <w:u w:val="single"/>
-          </w:rPr>
-          <w:t>2.2</w:t>
-        </w:r>
-      </w:hyperlink>
+      <w:r>
+        <w:rPr>
+          <w:lang w:val="pt_PT" w:bidi="pt_PT"/>
+        </w:rPr>
+        <w:t>2.2</w:t>
+      </w:r>
       <w:r>
         <w:rPr>
           <w:lang w:val="pt_PT" w:bidi="pt_PT"/>
@@ -21121,18 +21037,12 @@
         </w:rPr>
         <w:t xml:space="preserve">Veja como você traduziu esta frase em </w:t>
       </w:r>
-      <w:hyperlink r:id="rId17">
-        <w:r>
-          <w:rPr>
-            <w:lang w:val="pt_PT" w:bidi="pt_PT"/>
-          </w:rPr>
-          <w:rPr>
-            <w:color w:val="0000EE"/>
-            <w:u w:val="single"/>
-          </w:rPr>
-          <w:t>1.16</w:t>
-        </w:r>
-      </w:hyperlink>
+      <w:r>
+        <w:rPr>
+          <w:lang w:val="pt_PT" w:bidi="pt_PT"/>
+        </w:rPr>
+        <w:t>1.16</w:t>
+      </w:r>
       <w:r>
         <w:rPr>
           <w:lang w:val="pt_PT" w:bidi="pt_PT"/>
@@ -21988,18 +21898,12 @@
         </w:rPr>
         <w:t xml:space="preserve">O que Tiago quer dizer com isso fica claro no exemplo que ele dá em </w:t>
       </w:r>
-      <w:hyperlink r:id="rId24">
-        <w:r>
-          <w:rPr>
-            <w:lang w:val="pt_PT" w:bidi="pt_PT"/>
-          </w:rPr>
-          <w:rPr>
-            <w:color w:val="0000EE"/>
-            <w:u w:val="single"/>
-          </w:rPr>
-          <w:t>2.2–3</w:t>
-        </w:r>
-      </w:hyperlink>
+      <w:r>
+        <w:rPr>
+          <w:lang w:val="pt_PT" w:bidi="pt_PT"/>
+        </w:rPr>
+        <w:t>2.2–3</w:t>
+      </w:r>
       <w:r>
         <w:rPr>
           <w:lang w:val="pt_PT" w:bidi="pt_PT"/>
@@ -23487,18 +23391,12 @@
         </w:rPr>
         <w:t xml:space="preserve"> Tiago está usando essas palavras para introduzir um contraste com o que ele disse em </w:t>
       </w:r>
-      <w:hyperlink r:id="rId25">
-        <w:r>
-          <w:rPr>
-            <w:lang w:val="pt_PT" w:bidi="pt_PT"/>
-          </w:rPr>
-          <w:rPr>
-            <w:color w:val="0000EE"/>
-            <w:u w:val="single"/>
-          </w:rPr>
-          <w:t>2.6</w:t>
-        </w:r>
-      </w:hyperlink>
+      <w:r>
+        <w:rPr>
+          <w:lang w:val="pt_PT" w:bidi="pt_PT"/>
+        </w:rPr>
+        <w:t>2.6</w:t>
+      </w:r>
       <w:r>
         <w:rPr>
           <w:lang w:val="pt_PT" w:bidi="pt_PT"/>
@@ -23692,18 +23590,12 @@
         </w:rPr>
         <w:t xml:space="preserve"> que ele cita aqui de </w:t>
       </w:r>
-      <w:hyperlink r:id="rId26">
-        <w:r>
-          <w:rPr>
-            <w:lang w:val="pt_PT" w:bidi="pt_PT"/>
-          </w:rPr>
-          <w:rPr>
-            <w:color w:val="0000EE"/>
-            <w:u w:val="single"/>
-          </w:rPr>
-          <w:t>19.18</w:t>
-        </w:r>
-      </w:hyperlink>
+      <w:r>
+        <w:rPr>
+          <w:lang w:val="pt_PT" w:bidi="pt_PT"/>
+        </w:rPr>
+        <w:t>19.18</w:t>
+      </w:r>
       <w:r>
         <w:rPr>
           <w:lang w:val="pt_PT" w:bidi="pt_PT"/>
@@ -25714,18 +25606,12 @@
         </w:rPr>
         <w:t xml:space="preserve">No texto original, como em </w:t>
       </w:r>
-      <w:hyperlink r:id="rId27">
-        <w:r>
-          <w:rPr>
-            <w:lang w:val="pt_PT" w:bidi="pt_PT"/>
-          </w:rPr>
-          <w:rPr>
-            <w:color w:val="0000EE"/>
-            <w:u w:val="single"/>
-          </w:rPr>
-          <w:t>1.25</w:t>
-        </w:r>
-      </w:hyperlink>
+      <w:r>
+        <w:rPr>
+          <w:lang w:val="pt_PT" w:bidi="pt_PT"/>
+        </w:rPr>
+        <w:t>1.25</w:t>
+      </w:r>
       <w:r>
         <w:rPr>
           <w:lang w:val="pt_PT" w:bidi="pt_PT"/>
@@ -26104,18 +25990,12 @@
         </w:rPr>
         <w:t xml:space="preserve">, ele está se referindo ao mandamento que ele citou em </w:t>
       </w:r>
-      <w:hyperlink r:id="rId28">
-        <w:r>
-          <w:rPr>
-            <w:lang w:val="pt_PT" w:bidi="pt_PT"/>
-          </w:rPr>
-          <w:rPr>
-            <w:color w:val="0000EE"/>
-            <w:u w:val="single"/>
-          </w:rPr>
-          <w:t>2.8</w:t>
-        </w:r>
-      </w:hyperlink>
+      <w:r>
+        <w:rPr>
+          <w:lang w:val="pt_PT" w:bidi="pt_PT"/>
+        </w:rPr>
+        <w:t>2.8</w:t>
+      </w:r>
       <w:r>
         <w:rPr>
           <w:lang w:val="pt_PT" w:bidi="pt_PT"/>
@@ -27140,18 +27020,12 @@
         </w:rPr>
         <w:t xml:space="preserve"> em </w:t>
       </w:r>
-      <w:hyperlink r:id="rId13">
-        <w:r>
-          <w:rPr>
-            <w:lang w:val="pt_PT" w:bidi="pt_PT"/>
-          </w:rPr>
-          <w:rPr>
-            <w:color w:val="0000EE"/>
-            <w:u w:val="single"/>
-          </w:rPr>
-          <w:t>1.2</w:t>
-        </w:r>
-      </w:hyperlink>
+      <w:r>
+        <w:rPr>
+          <w:lang w:val="pt_PT" w:bidi="pt_PT"/>
+        </w:rPr>
+        <w:t>1.2</w:t>
+      </w:r>
       <w:r>
         <w:rPr>
           <w:lang w:val="pt_PT" w:bidi="pt_PT"/>
@@ -29168,18 +29042,12 @@
         </w:rPr>
         <w:t xml:space="preserve">No texto original aqui, Tiago está utilizando a forma de pergunta como uma ferramenta de ensino. Se for útil no seu idioma, você pode expressar essa pergunta traduzindo suas palavras como uma afirmação ou uma exclamação. Veja como você traduziu a expressão semelhante em </w:t>
       </w:r>
-      <w:hyperlink r:id="rId29">
-        <w:r>
-          <w:rPr>
-            <w:lang w:val="pt_PT" w:bidi="pt_PT"/>
-          </w:rPr>
-          <w:rPr>
-            <w:color w:val="0000EE"/>
-            <w:u w:val="single"/>
-          </w:rPr>
-          <w:t>2.14</w:t>
-        </w:r>
-      </w:hyperlink>
+      <w:r>
+        <w:rPr>
+          <w:lang w:val="pt_PT" w:bidi="pt_PT"/>
+        </w:rPr>
+        <w:t>2.14</w:t>
+      </w:r>
       <w:r>
         <w:rPr>
           <w:lang w:val="pt_PT" w:bidi="pt_PT"/>
@@ -29630,18 +29498,12 @@
         </w:rPr>
         <w:t xml:space="preserve"> que está sendo abordado é o mesmo “vocês” em </w:t>
       </w:r>
-      <w:hyperlink r:id="rId30">
-        <w:r>
-          <w:rPr>
-            <w:lang w:val="pt_PT" w:bidi="pt_PT"/>
-          </w:rPr>
-          <w:rPr>
-            <w:color w:val="0000EE"/>
-            <w:u w:val="single"/>
-          </w:rPr>
-          <w:t>2.16</w:t>
-        </w:r>
-      </w:hyperlink>
+      <w:r>
+        <w:rPr>
+          <w:lang w:val="pt_PT" w:bidi="pt_PT"/>
+        </w:rPr>
+        <w:t>2.16</w:t>
+      </w:r>
       <w:r>
         <w:rPr>
           <w:lang w:val="pt_PT" w:bidi="pt_PT"/>
@@ -29968,18 +29830,12 @@
         </w:rPr>
         <w:t xml:space="preserve"> é singular porque Tiago está ilustrando como alguém pode se dirigir a um indivíduo. Tiago então se dirige a esse mesmo indivíduo no restante deste versículo e nos versículos </w:t>
       </w:r>
-      <w:hyperlink r:id="rId31">
-        <w:r>
-          <w:rPr>
-            <w:lang w:val="pt_PT" w:bidi="pt_PT"/>
-          </w:rPr>
-          <w:rPr>
-            <w:color w:val="0000EE"/>
-            <w:u w:val="single"/>
-          </w:rPr>
-          <w:t>19–22</w:t>
-        </w:r>
-      </w:hyperlink>
+      <w:r>
+        <w:rPr>
+          <w:lang w:val="pt_PT" w:bidi="pt_PT"/>
+        </w:rPr>
+        <w:t>19–22</w:t>
+      </w:r>
       <w:r>
         <w:rPr>
           <w:lang w:val="pt_PT" w:bidi="pt_PT"/>
@@ -30828,18 +30684,12 @@
         </w:rPr>
         <w:t xml:space="preserve">Como a Parte 1 da Introdução Geral a Tiago explica, as pessoas para quem Tiago estava escrevendo eram crentes em Jesus com um histórico judaico. Como resultado, eles saberiam que ele estava se referindo aqui à afirmação judaica essencial: “Ouça, Israel, Yahweh nosso Deus é um”. Moisés diz isso em </w:t>
       </w:r>
-      <w:hyperlink r:id="rId32">
-        <w:r>
-          <w:rPr>
-            <w:lang w:val="pt_PT" w:bidi="pt_PT"/>
-          </w:rPr>
-          <w:rPr>
-            <w:color w:val="0000EE"/>
-            <w:u w:val="single"/>
-          </w:rPr>
-          <w:t>6.4</w:t>
-        </w:r>
-      </w:hyperlink>
+      <w:r>
+        <w:rPr>
+          <w:lang w:val="pt_PT" w:bidi="pt_PT"/>
+        </w:rPr>
+        <w:t>6.4</w:t>
+      </w:r>
       <w:r>
         <w:rPr>
           <w:lang w:val="pt_PT" w:bidi="pt_PT"/>
@@ -33285,18 +33135,12 @@
         </w:rPr>
         <w:t xml:space="preserve">Esta é uma citação de </w:t>
       </w:r>
-      <w:hyperlink r:id="rId33">
-        <w:r>
-          <w:rPr>
-            <w:lang w:val="pt_PT" w:bidi="pt_PT"/>
-          </w:rPr>
-          <w:rPr>
-            <w:color w:val="0000EE"/>
-            <w:u w:val="single"/>
-          </w:rPr>
-          <w:t>15.6</w:t>
-        </w:r>
-      </w:hyperlink>
+      <w:r>
+        <w:rPr>
+          <w:lang w:val="pt_PT" w:bidi="pt_PT"/>
+        </w:rPr>
+        <w:t>15.6</w:t>
+      </w:r>
       <w:r>
         <w:rPr>
           <w:lang w:val="pt_PT" w:bidi="pt_PT"/>
@@ -33401,36 +33245,24 @@
         </w:rPr>
         <w:t xml:space="preserve">Tiago presume que seus leitores saberão que em </w:t>
       </w:r>
-      <w:hyperlink r:id="rId34">
-        <w:r>
-          <w:rPr>
-            <w:lang w:val="pt_PT" w:bidi="pt_PT"/>
-          </w:rPr>
-          <w:rPr>
-            <w:color w:val="0000EE"/>
-            <w:u w:val="single"/>
-          </w:rPr>
-          <w:t>41.8</w:t>
-        </w:r>
-      </w:hyperlink>
+      <w:r>
+        <w:rPr>
+          <w:lang w:val="pt_PT" w:bidi="pt_PT"/>
+        </w:rPr>
+        <w:t>41.8</w:t>
+      </w:r>
       <w:r>
         <w:rPr>
           <w:lang w:val="pt_PT" w:bidi="pt_PT"/>
         </w:rPr>
         <w:t xml:space="preserve">, Deus se refere aos israelitas como "a descendência de Abraão, meu amigo" e que em </w:t>
       </w:r>
-      <w:hyperlink r:id="rId35">
-        <w:r>
-          <w:rPr>
-            <w:lang w:val="pt_PT" w:bidi="pt_PT"/>
-          </w:rPr>
-          <w:rPr>
-            <w:color w:val="0000EE"/>
-            <w:u w:val="single"/>
-          </w:rPr>
-          <w:t>2 Crônicas 20.7</w:t>
-        </w:r>
-      </w:hyperlink>
+      <w:r>
+        <w:rPr>
+          <w:lang w:val="pt_PT" w:bidi="pt_PT"/>
+        </w:rPr>
+        <w:t>2 Crônicas 20.7</w:t>
+      </w:r>
       <w:r>
         <w:rPr>
           <w:lang w:val="pt_PT" w:bidi="pt_PT"/>
@@ -34939,18 +34771,12 @@
         </w:rPr>
         <w:t xml:space="preserve"> para introduzir um princípio geral que pode ser deduzido do argumento que ele vem fazendo desde </w:t>
       </w:r>
-      <w:hyperlink r:id="rId29">
-        <w:r>
-          <w:rPr>
-            <w:lang w:val="pt_PT" w:bidi="pt_PT"/>
-          </w:rPr>
-          <w:rPr>
-            <w:color w:val="0000EE"/>
-            <w:u w:val="single"/>
-          </w:rPr>
-          <w:t>2.14</w:t>
-        </w:r>
-      </w:hyperlink>
+      <w:r>
+        <w:rPr>
+          <w:lang w:val="pt_PT" w:bidi="pt_PT"/>
+        </w:rPr>
+        <w:t>2.14</w:t>
+      </w:r>
       <w:r>
         <w:rPr>
           <w:lang w:val="pt_PT" w:bidi="pt_PT"/>
@@ -35524,18 +35350,12 @@
         </w:rPr>
         <w:t xml:space="preserve"> em </w:t>
       </w:r>
-      <w:hyperlink r:id="rId13">
-        <w:r>
-          <w:rPr>
-            <w:lang w:val="pt_PT" w:bidi="pt_PT"/>
-          </w:rPr>
-          <w:rPr>
-            <w:color w:val="0000EE"/>
-            <w:u w:val="single"/>
-          </w:rPr>
-          <w:t>1.2</w:t>
-        </w:r>
-      </w:hyperlink>
+      <w:r>
+        <w:rPr>
+          <w:lang w:val="pt_PT" w:bidi="pt_PT"/>
+        </w:rPr>
+        <w:t>1.2</w:t>
+      </w:r>
       <w:r>
         <w:rPr>
           <w:lang w:val="pt_PT" w:bidi="pt_PT"/>
@@ -36266,18 +36086,12 @@
         </w:rPr>
         <w:t xml:space="preserve">No texto original, como em </w:t>
       </w:r>
-      <w:hyperlink r:id="rId36">
-        <w:r>
-          <w:rPr>
-            <w:lang w:val="pt_PT" w:bidi="pt_PT"/>
-          </w:rPr>
-          <w:rPr>
-            <w:color w:val="0000EE"/>
-            <w:u w:val="single"/>
-          </w:rPr>
-          <w:t>2.10</w:t>
-        </w:r>
-      </w:hyperlink>
+      <w:r>
+        <w:rPr>
+          <w:lang w:val="pt_PT" w:bidi="pt_PT"/>
+        </w:rPr>
+        <w:t>2.10</w:t>
+      </w:r>
       <w:r>
         <w:rPr>
           <w:lang w:val="pt_PT" w:bidi="pt_PT"/>
@@ -36506,18 +36320,12 @@
         </w:rPr>
         <w:t xml:space="preserve">Como em </w:t>
       </w:r>
-      <w:hyperlink r:id="rId16">
-        <w:r>
-          <w:rPr>
-            <w:lang w:val="pt_PT" w:bidi="pt_PT"/>
-          </w:rPr>
-          <w:rPr>
-            <w:color w:val="0000EE"/>
-            <w:u w:val="single"/>
-          </w:rPr>
-          <w:t>1.4</w:t>
-        </w:r>
-      </w:hyperlink>
+      <w:r>
+        <w:rPr>
+          <w:lang w:val="pt_PT" w:bidi="pt_PT"/>
+        </w:rPr>
+        <w:t>1.4</w:t>
+      </w:r>
       <w:r>
         <w:rPr>
           <w:lang w:val="pt_PT" w:bidi="pt_PT"/>
@@ -36615,18 +36423,12 @@
         </w:rPr>
         <w:t xml:space="preserve">No texto original, como em </w:t>
       </w:r>
-      <w:hyperlink r:id="rId37">
-        <w:r>
-          <w:rPr>
-            <w:lang w:val="pt_PT" w:bidi="pt_PT"/>
-          </w:rPr>
-          <w:rPr>
-            <w:color w:val="0000EE"/>
-            <w:u w:val="single"/>
-          </w:rPr>
-          <w:t>1.26</w:t>
-        </w:r>
-      </w:hyperlink>
+      <w:r>
+        <w:rPr>
+          <w:lang w:val="pt_PT" w:bidi="pt_PT"/>
+        </w:rPr>
+        <w:t>1.26</w:t>
+      </w:r>
       <w:r>
         <w:rPr>
           <w:lang w:val="pt_PT" w:bidi="pt_PT"/>
@@ -43340,18 +43142,12 @@
         </w:rPr>
         <w:t xml:space="preserve">Veja como você traduziu a palavra “agradecimento” em </w:t>
       </w:r>
-      <w:hyperlink r:id="rId38">
-        <w:r>
-          <w:rPr>
-            <w:lang w:val="pt_PT" w:bidi="pt_PT"/>
-          </w:rPr>
-          <w:rPr>
-            <w:color w:val="0000EE"/>
-            <w:u w:val="single"/>
-          </w:rPr>
-          <w:t>3.9</w:t>
-        </w:r>
-      </w:hyperlink>
+      <w:r>
+        <w:rPr>
+          <w:lang w:val="pt_PT" w:bidi="pt_PT"/>
+        </w:rPr>
+        <w:t>3.9</w:t>
+      </w:r>
       <w:r>
         <w:rPr>
           <w:lang w:val="pt_PT" w:bidi="pt_PT"/>
@@ -43547,18 +43343,12 @@
         </w:rPr>
         <w:t xml:space="preserve"> em </w:t>
       </w:r>
-      <w:hyperlink r:id="rId13">
-        <w:r>
-          <w:rPr>
-            <w:lang w:val="pt_PT" w:bidi="pt_PT"/>
-          </w:rPr>
-          <w:rPr>
-            <w:color w:val="0000EE"/>
-            <w:u w:val="single"/>
-          </w:rPr>
-          <w:t>1.2</w:t>
-        </w:r>
-      </w:hyperlink>
+      <w:r>
+        <w:rPr>
+          <w:lang w:val="pt_PT" w:bidi="pt_PT"/>
+        </w:rPr>
+        <w:t>1.2</w:t>
+      </w:r>
       <w:r>
         <w:rPr>
           <w:lang w:val="pt_PT" w:bidi="pt_PT"/>
@@ -44392,18 +44182,12 @@
         </w:rPr>
         <w:t xml:space="preserve"> em </w:t>
       </w:r>
-      <w:hyperlink r:id="rId13">
-        <w:r>
-          <w:rPr>
-            <w:lang w:val="pt_PT" w:bidi="pt_PT"/>
-          </w:rPr>
-          <w:rPr>
-            <w:color w:val="0000EE"/>
-            <w:u w:val="single"/>
-          </w:rPr>
-          <w:t>1.2</w:t>
-        </w:r>
-      </w:hyperlink>
+      <w:r>
+        <w:rPr>
+          <w:lang w:val="pt_PT" w:bidi="pt_PT"/>
+        </w:rPr>
+        <w:t>1.2</w:t>
+      </w:r>
       <w:r>
         <w:rPr>
           <w:lang w:val="pt_PT" w:bidi="pt_PT"/>
@@ -47387,18 +47171,12 @@
         </w:rPr>
         <w:t xml:space="preserve">Veja como você traduziu esta frase em </w:t>
       </w:r>
-      <w:hyperlink r:id="rId39">
-        <w:r>
-          <w:rPr>
-            <w:lang w:val="pt_PT" w:bidi="pt_PT"/>
-          </w:rPr>
-          <w:rPr>
-            <w:color w:val="0000EE"/>
-            <w:u w:val="single"/>
-          </w:rPr>
-          <w:t>3.15</w:t>
-        </w:r>
-      </w:hyperlink>
+      <w:r>
+        <w:rPr>
+          <w:lang w:val="pt_PT" w:bidi="pt_PT"/>
+        </w:rPr>
+        <w:t>3.15</w:t>
+      </w:r>
       <w:r>
         <w:rPr>
           <w:lang w:val="pt_PT" w:bidi="pt_PT"/>
@@ -48482,18 +48260,12 @@
         </w:rPr>
         <w:t xml:space="preserve">Conforme texto original, como em </w:t>
       </w:r>
-      <w:hyperlink r:id="rId40">
-        <w:r>
-          <w:rPr>
-            <w:lang w:val="pt_PT" w:bidi="pt_PT"/>
-          </w:rPr>
-          <w:rPr>
-            <w:color w:val="0000EE"/>
-            <w:u w:val="single"/>
-          </w:rPr>
-          <w:t>3.6</w:t>
-        </w:r>
-      </w:hyperlink>
+      <w:r>
+        <w:rPr>
+          <w:lang w:val="pt_PT" w:bidi="pt_PT"/>
+        </w:rPr>
+        <w:t>3.6</w:t>
+      </w:r>
       <w:r>
         <w:rPr>
           <w:lang w:val="pt_PT" w:bidi="pt_PT"/>
@@ -49126,36 +48898,24 @@
         </w:rPr>
         <w:t xml:space="preserve"> literalmente. Em vez disso, isso pode significar: (1) Tiago está usando a palavra em um sentido figurado e espiritual para significar “odiar”. Esse uso refletiria o ensinamento de Jesus e dos apóstolos. Jesus disse que o significado do mandamento “não matarás” também se aplicava a estar com raiva dos outros e insultá-los (</w:t>
       </w:r>
-      <w:hyperlink r:id="rId41">
-        <w:r>
-          <w:rPr>
-            <w:lang w:val="pt_PT" w:bidi="pt_PT"/>
-          </w:rPr>
-          <w:rPr>
-            <w:color w:val="0000EE"/>
-            <w:u w:val="single"/>
-          </w:rPr>
-          <w:t>Mt 5.21–22</w:t>
-        </w:r>
-      </w:hyperlink>
+      <w:r>
+        <w:rPr>
+          <w:lang w:val="pt_PT" w:bidi="pt_PT"/>
+        </w:rPr>
+        <w:t>Mt 5.21–22</w:t>
+      </w:r>
       <w:r>
         <w:rPr>
           <w:lang w:val="pt_PT" w:bidi="pt_PT"/>
         </w:rPr>
         <w:t>). O apóstolo João escreveu que “todo aquele que odeia seu irmão é um assassino” (</w:t>
       </w:r>
-      <w:hyperlink r:id="rId42">
-        <w:r>
-          <w:rPr>
-            <w:lang w:val="pt_PT" w:bidi="pt_PT"/>
-          </w:rPr>
-          <w:rPr>
-            <w:color w:val="0000EE"/>
-            <w:u w:val="single"/>
-          </w:rPr>
-          <w:t>1Jo 3.15</w:t>
-        </w:r>
-      </w:hyperlink>
+      <w:r>
+        <w:rPr>
+          <w:lang w:val="pt_PT" w:bidi="pt_PT"/>
+        </w:rPr>
+        <w:t>1Jo 3.15</w:t>
+      </w:r>
       <w:r>
         <w:rPr>
           <w:lang w:val="pt_PT" w:bidi="pt_PT"/>
@@ -49384,18 +49144,12 @@
         </w:rPr>
         <w:t xml:space="preserve">No texto original, assim como em </w:t>
       </w:r>
-      <w:hyperlink r:id="rId43">
-        <w:r>
-          <w:rPr>
-            <w:lang w:val="pt_PT" w:bidi="pt_PT"/>
-          </w:rPr>
-          <w:rPr>
-            <w:color w:val="0000EE"/>
-            <w:u w:val="single"/>
-          </w:rPr>
-          <w:t>4.1</w:t>
-        </w:r>
-      </w:hyperlink>
+      <w:r>
+        <w:rPr>
+          <w:lang w:val="pt_PT" w:bidi="pt_PT"/>
+        </w:rPr>
+        <w:t>4.1</w:t>
+      </w:r>
       <w:r>
         <w:rPr>
           <w:lang w:val="pt_PT" w:bidi="pt_PT"/>
@@ -50431,18 +50185,12 @@
         </w:rPr>
         <w:t xml:space="preserve">Como em </w:t>
       </w:r>
-      <w:hyperlink r:id="rId44">
-        <w:r>
-          <w:rPr>
-            <w:lang w:val="pt_PT" w:bidi="pt_PT"/>
-          </w:rPr>
-          <w:rPr>
-            <w:color w:val="0000EE"/>
-            <w:u w:val="single"/>
-          </w:rPr>
-          <w:t>1.27</w:t>
-        </w:r>
-      </w:hyperlink>
+      <w:r>
+        <w:rPr>
+          <w:lang w:val="pt_PT" w:bidi="pt_PT"/>
+        </w:rPr>
+        <w:t>1.27</w:t>
+      </w:r>
       <w:r>
         <w:rPr>
           <w:lang w:val="pt_PT" w:bidi="pt_PT"/>
@@ -51500,18 +51248,12 @@
         </w:rPr>
         <w:t xml:space="preserve">, caso em que Deus seria o sujeito desse verbo. Esta interpretação também se encaixaria com a metáfora de adultério. Tradução alternativa: “Deus deseja ciumentamente que vivamos pelo Espírito que ele fez habitar em nós”; (3) o espírito humano, caso em que a declaração estaria repetindo o que Tiago disse em </w:t>
       </w:r>
-      <w:hyperlink r:id="rId45">
-        <w:r>
-          <w:rPr>
-            <w:lang w:val="pt_PT" w:bidi="pt_PT"/>
-          </w:rPr>
-          <w:rPr>
-            <w:color w:val="0000EE"/>
-            <w:u w:val="single"/>
-          </w:rPr>
-          <w:t>4.2</w:t>
-        </w:r>
-      </w:hyperlink>
+      <w:r>
+        <w:rPr>
+          <w:lang w:val="pt_PT" w:bidi="pt_PT"/>
+        </w:rPr>
+        <w:t>4.2</w:t>
+      </w:r>
       <w:r>
         <w:rPr>
           <w:lang w:val="pt_PT" w:bidi="pt_PT"/>
@@ -52007,18 +51749,12 @@
         </w:rPr>
         <w:t xml:space="preserve">No texto original, há um pronome para se referir às Escrituras, aqui e ao antecedente do versículo anterior. Embora Tiago esteja agora citando uma passagem específica, </w:t>
       </w:r>
-      <w:hyperlink r:id="rId46">
-        <w:r>
-          <w:rPr>
-            <w:lang w:val="pt_PT" w:bidi="pt_PT"/>
-          </w:rPr>
-          <w:rPr>
-            <w:color w:val="0000EE"/>
-            <w:u w:val="single"/>
-          </w:rPr>
-          <w:t>3.34</w:t>
-        </w:r>
-      </w:hyperlink>
+      <w:r>
+        <w:rPr>
+          <w:lang w:val="pt_PT" w:bidi="pt_PT"/>
+        </w:rPr>
+        <w:t>3.34</w:t>
+      </w:r>
       <w:r>
         <w:rPr>
           <w:lang w:val="pt_PT" w:bidi="pt_PT"/>
@@ -53731,18 +53467,12 @@
         </w:rPr>
         <w:t xml:space="preserve">Veja como você traduziu expressão semelhante em </w:t>
       </w:r>
-      <w:hyperlink r:id="rId47">
-        <w:r>
-          <w:rPr>
-            <w:lang w:val="pt_PT" w:bidi="pt_PT"/>
-          </w:rPr>
-          <w:rPr>
-            <w:color w:val="0000EE"/>
-            <w:u w:val="single"/>
-          </w:rPr>
-          <w:t>1.8</w:t>
-        </w:r>
-      </w:hyperlink>
+      <w:r>
+        <w:rPr>
+          <w:lang w:val="pt_PT" w:bidi="pt_PT"/>
+        </w:rPr>
+        <w:t>1.8</w:t>
+      </w:r>
       <w:r>
         <w:rPr>
           <w:lang w:val="pt_PT" w:bidi="pt_PT"/>
@@ -55107,18 +54837,12 @@
         </w:rPr>
         <w:t xml:space="preserve"> em </w:t>
       </w:r>
-      <w:hyperlink r:id="rId13">
-        <w:r>
-          <w:rPr>
-            <w:lang w:val="pt_PT" w:bidi="pt_PT"/>
-          </w:rPr>
-          <w:rPr>
-            <w:color w:val="0000EE"/>
-            <w:u w:val="single"/>
-          </w:rPr>
-          <w:t>1.2</w:t>
-        </w:r>
-      </w:hyperlink>
+      <w:r>
+        <w:rPr>
+          <w:lang w:val="pt_PT" w:bidi="pt_PT"/>
+        </w:rPr>
+        <w:t>1.2</w:t>
+      </w:r>
       <w:r>
         <w:rPr>
           <w:lang w:val="pt_PT" w:bidi="pt_PT"/>
@@ -55236,72 +54960,48 @@
         </w:rPr>
         <w:t xml:space="preserve">, Tiago quer dizer a mesma coisa que ele chama de “lei real” em </w:t>
       </w:r>
-      <w:hyperlink r:id="rId28">
-        <w:r>
-          <w:rPr>
-            <w:lang w:val="pt_PT" w:bidi="pt_PT"/>
-          </w:rPr>
-          <w:rPr>
-            <w:color w:val="0000EE"/>
-            <w:u w:val="single"/>
-          </w:rPr>
-          <w:t>2.8</w:t>
-        </w:r>
-      </w:hyperlink>
+      <w:r>
+        <w:rPr>
+          <w:lang w:val="pt_PT" w:bidi="pt_PT"/>
+        </w:rPr>
+        <w:t>2.8</w:t>
+      </w:r>
       <w:r>
         <w:rPr>
           <w:lang w:val="pt_PT" w:bidi="pt_PT"/>
         </w:rPr>
         <w:t xml:space="preserve"> e a “lei da liberdade” em </w:t>
       </w:r>
-      <w:hyperlink r:id="rId27">
-        <w:r>
-          <w:rPr>
-            <w:lang w:val="pt_PT" w:bidi="pt_PT"/>
-          </w:rPr>
-          <w:rPr>
-            <w:color w:val="0000EE"/>
-            <w:u w:val="single"/>
-          </w:rPr>
-          <w:t>1.25</w:t>
-        </w:r>
-      </w:hyperlink>
+      <w:r>
+        <w:rPr>
+          <w:lang w:val="pt_PT" w:bidi="pt_PT"/>
+        </w:rPr>
+        <w:t>1.25</w:t>
+      </w:r>
       <w:r>
         <w:rPr>
           <w:lang w:val="pt_PT" w:bidi="pt_PT"/>
         </w:rPr>
         <w:t xml:space="preserve"> e </w:t>
       </w:r>
-      <w:hyperlink r:id="rId19">
-        <w:r>
-          <w:rPr>
-            <w:lang w:val="pt_PT" w:bidi="pt_PT"/>
-          </w:rPr>
-          <w:rPr>
-            <w:color w:val="0000EE"/>
-            <w:u w:val="single"/>
-          </w:rPr>
-          <w:t>2.12</w:t>
-        </w:r>
-      </w:hyperlink>
+      <w:r>
+        <w:rPr>
+          <w:lang w:val="pt_PT" w:bidi="pt_PT"/>
+        </w:rPr>
+        <w:t>2.12</w:t>
+      </w:r>
       <w:r>
         <w:rPr>
           <w:lang w:val="pt_PT" w:bidi="pt_PT"/>
         </w:rPr>
         <w:t xml:space="preserve">. Ou seja, ele se refere ao mandamento “amarás o teu próximo como a ti mesmo”. Tiago está ensinando seus leitores que, ao dizer ou presumir que seus companheiros de fé estavam fazendo coisas erradas, eles não estavam seguindo esse mandamento e estavam tratando o mandamento como se não fosse importante segui-lo. Se for útil para seus leitores, você pode indicar isso explicitamente. Veja como você traduziu o termo “próximo” em </w:t>
       </w:r>
-      <w:hyperlink r:id="rId28">
-        <w:r>
-          <w:rPr>
-            <w:lang w:val="pt_PT" w:bidi="pt_PT"/>
-          </w:rPr>
-          <w:rPr>
-            <w:color w:val="0000EE"/>
-            <w:u w:val="single"/>
-          </w:rPr>
-          <w:t>2.8</w:t>
-        </w:r>
-      </w:hyperlink>
+      <w:r>
+        <w:rPr>
+          <w:lang w:val="pt_PT" w:bidi="pt_PT"/>
+        </w:rPr>
+        <w:t>2.8</w:t>
+      </w:r>
       <w:r>
         <w:rPr>
           <w:lang w:val="pt_PT" w:bidi="pt_PT"/>
@@ -56235,18 +55935,12 @@
         </w:rPr>
         <w:t xml:space="preserve">em </w:t>
       </w:r>
-      <w:hyperlink r:id="rId28">
-        <w:r>
-          <w:rPr>
-            <w:lang w:val="pt_PT" w:bidi="pt_PT"/>
-          </w:rPr>
-          <w:rPr>
-            <w:color w:val="0000EE"/>
-            <w:u w:val="single"/>
-          </w:rPr>
-          <w:t>2.8</w:t>
-        </w:r>
-      </w:hyperlink>
+      <w:r>
+        <w:rPr>
+          <w:lang w:val="pt_PT" w:bidi="pt_PT"/>
+        </w:rPr>
+        <w:t>2.8</w:t>
+      </w:r>
       <w:r>
         <w:rPr>
           <w:lang w:val="pt_PT" w:bidi="pt_PT"/>
@@ -57642,18 +57336,12 @@
         </w:rPr>
         <w:t xml:space="preserve">. Esta é uma expressão idiomática. Veja como você a traduziu em </w:t>
       </w:r>
-      <w:hyperlink r:id="rId48">
-        <w:r>
-          <w:rPr>
-            <w:lang w:val="pt_PT" w:bidi="pt_PT"/>
-          </w:rPr>
-          <w:rPr>
-            <w:color w:val="0000EE"/>
-            <w:u w:val="single"/>
-          </w:rPr>
-          <w:t>4.13</w:t>
-        </w:r>
-      </w:hyperlink>
+      <w:r>
+        <w:rPr>
+          <w:lang w:val="pt_PT" w:bidi="pt_PT"/>
+        </w:rPr>
+        <w:t>4.13</w:t>
+      </w:r>
       <w:r>
         <w:rPr>
           <w:lang w:val="pt_PT" w:bidi="pt_PT"/>
@@ -57958,18 +57646,12 @@
         </w:rPr>
         <w:t xml:space="preserve">, ou pelo menos a pessoas ricas que estavam participando de assembleias de crentes, em vez de descrentes que são ricos ou pessoas ricas em geral. (Esta carta foi escrita para ser lida em voz alta nessas assembleias, e Tiago observa em </w:t>
       </w:r>
-      <w:hyperlink r:id="rId49">
-        <w:r>
-          <w:rPr>
-            <w:lang w:val="pt_PT" w:bidi="pt_PT"/>
-          </w:rPr>
-          <w:rPr>
-            <w:color w:val="0000EE"/>
-            <w:u w:val="single"/>
-          </w:rPr>
-          <w:t>1.10</w:t>
-        </w:r>
-      </w:hyperlink>
+      <w:r>
+        <w:rPr>
+          <w:lang w:val="pt_PT" w:bidi="pt_PT"/>
+        </w:rPr>
+        <w:t>1.10</w:t>
+      </w:r>
       <w:r>
         <w:rPr>
           <w:lang w:val="pt_PT" w:bidi="pt_PT"/>
@@ -58261,90 +57943,60 @@
         </w:rPr>
         <w:t xml:space="preserve">Se for útil para seus leitores, você pode combinar </w:t>
       </w:r>
-      <w:hyperlink r:id="rId50">
-        <w:r>
-          <w:rPr>
-            <w:lang w:val="pt_PT" w:bidi="pt_PT"/>
-          </w:rPr>
-          <w:rPr>
-            <w:color w:val="0000EE"/>
-            <w:u w:val="single"/>
-          </w:rPr>
-          <w:t>5.2</w:t>
-        </w:r>
-      </w:hyperlink>
+      <w:r>
+        <w:rPr>
+          <w:lang w:val="pt_PT" w:bidi="pt_PT"/>
+        </w:rPr>
+        <w:t>5.2</w:t>
+      </w:r>
       <w:r>
         <w:rPr>
           <w:lang w:val="pt_PT" w:bidi="pt_PT"/>
         </w:rPr>
         <w:t xml:space="preserve"> e </w:t>
       </w:r>
-      <w:hyperlink r:id="rId51">
-        <w:r>
-          <w:rPr>
-            <w:lang w:val="pt_PT" w:bidi="pt_PT"/>
-          </w:rPr>
-          <w:rPr>
-            <w:color w:val="0000EE"/>
-            <w:u w:val="single"/>
-          </w:rPr>
-          <w:t>5.3</w:t>
-        </w:r>
-      </w:hyperlink>
+      <w:r>
+        <w:rPr>
+          <w:lang w:val="pt_PT" w:bidi="pt_PT"/>
+        </w:rPr>
+        <w:t>5.3</w:t>
+      </w:r>
       <w:r>
         <w:rPr>
           <w:lang w:val="pt_PT" w:bidi="pt_PT"/>
         </w:rPr>
         <w:t xml:space="preserve"> em uma ponte de versículos. Você pode colocar a última frase de </w:t>
       </w:r>
-      <w:hyperlink r:id="rId51">
-        <w:r>
-          <w:rPr>
-            <w:lang w:val="pt_PT" w:bidi="pt_PT"/>
-          </w:rPr>
-          <w:rPr>
-            <w:color w:val="0000EE"/>
-            <w:u w:val="single"/>
-          </w:rPr>
-          <w:t>5.3</w:t>
-        </w:r>
-      </w:hyperlink>
+      <w:r>
+        <w:rPr>
+          <w:lang w:val="pt_PT" w:bidi="pt_PT"/>
+        </w:rPr>
+        <w:t>5.3</w:t>
+      </w:r>
       <w:r>
         <w:rPr>
           <w:lang w:val="pt_PT" w:bidi="pt_PT"/>
         </w:rPr>
         <w:t xml:space="preserve"> primeiro, seguida por todo o </w:t>
       </w:r>
-      <w:hyperlink r:id="rId50">
-        <w:r>
-          <w:rPr>
-            <w:lang w:val="pt_PT" w:bidi="pt_PT"/>
-          </w:rPr>
-          <w:rPr>
-            <w:color w:val="0000EE"/>
-            <w:u w:val="single"/>
-          </w:rPr>
-          <w:t>5.2</w:t>
-        </w:r>
-      </w:hyperlink>
+      <w:r>
+        <w:rPr>
+          <w:lang w:val="pt_PT" w:bidi="pt_PT"/>
+        </w:rPr>
+        <w:t>5.2</w:t>
+      </w:r>
       <w:r>
         <w:rPr>
           <w:lang w:val="pt_PT" w:bidi="pt_PT"/>
         </w:rPr>
         <w:t xml:space="preserve"> e depois o restante de </w:t>
       </w:r>
-      <w:hyperlink r:id="rId51">
-        <w:r>
-          <w:rPr>
-            <w:lang w:val="pt_PT" w:bidi="pt_PT"/>
-          </w:rPr>
-          <w:rPr>
-            <w:color w:val="0000EE"/>
-            <w:u w:val="single"/>
-          </w:rPr>
-          <w:t>5.3</w:t>
-        </w:r>
-      </w:hyperlink>
+      <w:r>
+        <w:rPr>
+          <w:lang w:val="pt_PT" w:bidi="pt_PT"/>
+        </w:rPr>
+        <w:t>5.3</w:t>
+      </w:r>
       <w:r>
         <w:rPr>
           <w:lang w:val="pt_PT" w:bidi="pt_PT"/>
@@ -59285,18 +58937,12 @@
         </w:rPr>
         <w:t xml:space="preserve">Se você criou uma ponte de versículos e também combinou a declaração “o seu ouro e a sua prata estão cobertos de ferrugem” com as duas cláusulas em </w:t>
       </w:r>
-      <w:hyperlink r:id="rId50">
-        <w:r>
-          <w:rPr>
-            <w:lang w:val="pt_PT" w:bidi="pt_PT"/>
-          </w:rPr>
-          <w:rPr>
-            <w:color w:val="0000EE"/>
-            <w:u w:val="single"/>
-          </w:rPr>
-          <w:t>5.2</w:t>
-        </w:r>
-      </w:hyperlink>
+      <w:r>
+        <w:rPr>
+          <w:lang w:val="pt_PT" w:bidi="pt_PT"/>
+        </w:rPr>
+        <w:t>5.2</w:t>
+      </w:r>
       <w:r>
         <w:rPr>
           <w:lang w:val="pt_PT" w:bidi="pt_PT"/>
@@ -59975,18 +59621,12 @@
         </w:rPr>
         <w:t xml:space="preserve">, ou seja, no tempo logo antes de Jesus retornar. Isso seria errado porque, uma vez que Jesus retornar, as riquezas terrenas não terão mais valor. Em vez de tentar obter mais e mais riquezas, essas pessoas deveriam ter ajudado os outros com o que tinham. Tradução alternativa: “Em vez de ajudar os outros, vocês acumularam erroneamente riquezas em um momento em que as riquezas terrenas estão prestes a perder todo o seu valor”; (2) por seus erros, como ele descreve em </w:t>
       </w:r>
-      <w:hyperlink r:id="rId52">
-        <w:r>
-          <w:rPr>
-            <w:lang w:val="pt_PT" w:bidi="pt_PT"/>
-          </w:rPr>
-          <w:rPr>
-            <w:color w:val="0000EE"/>
-            <w:u w:val="single"/>
-          </w:rPr>
-          <w:t>5.4–6</w:t>
-        </w:r>
-      </w:hyperlink>
+      <w:r>
+        <w:rPr>
+          <w:lang w:val="pt_PT" w:bidi="pt_PT"/>
+        </w:rPr>
+        <w:t>5.4–6</w:t>
+      </w:r>
       <w:r>
         <w:rPr>
           <w:lang w:val="pt_PT" w:bidi="pt_PT"/>
@@ -60104,18 +59744,12 @@
         </w:rPr>
         <w:t xml:space="preserve">Se a primeira interpretação desta declaração na nota logo acima estiver correta, então Tiago está fornecendo a razão para os resultados que ele descreve no versículo anterior e na parte anterior deste versículo. Se você criou uma ponte de versículo conforme descrito na primeira nota de </w:t>
       </w:r>
-      <w:hyperlink r:id="rId50">
-        <w:r>
-          <w:rPr>
-            <w:lang w:val="pt_PT" w:bidi="pt_PT"/>
-          </w:rPr>
-          <w:rPr>
-            <w:color w:val="0000EE"/>
-            <w:u w:val="single"/>
-          </w:rPr>
-          <w:t>5.2</w:t>
-        </w:r>
-      </w:hyperlink>
+      <w:r>
+        <w:rPr>
+          <w:lang w:val="pt_PT" w:bidi="pt_PT"/>
+        </w:rPr>
+        <w:t>5.2</w:t>
+      </w:r>
       <w:r>
         <w:rPr>
           <w:lang w:val="pt_PT" w:bidi="pt_PT"/>
@@ -61579,18 +61213,12 @@
         </w:rPr>
         <w:t xml:space="preserve">Tiago provavelmente não quer dizer que essas pessoas ricas tenham feito essas coisas pessoalmente. Ele provavelmente está se referindo ao tipo de ações que descreveu em </w:t>
       </w:r>
-      <w:hyperlink r:id="rId25">
-        <w:r>
-          <w:rPr>
-            <w:lang w:val="pt_PT" w:bidi="pt_PT"/>
-          </w:rPr>
-          <w:rPr>
-            <w:color w:val="0000EE"/>
-            <w:u w:val="single"/>
-          </w:rPr>
-          <w:t>2.6</w:t>
-        </w:r>
-      </w:hyperlink>
+      <w:r>
+        <w:rPr>
+          <w:lang w:val="pt_PT" w:bidi="pt_PT"/>
+        </w:rPr>
+        <w:t>2.6</w:t>
+      </w:r>
       <w:r>
         <w:rPr>
           <w:lang w:val="pt_PT" w:bidi="pt_PT"/>
@@ -62015,18 +61643,12 @@
         </w:rPr>
         <w:t xml:space="preserve">À luz de tudo o que Tiago diz em </w:t>
       </w:r>
-      <w:hyperlink r:id="rId53">
-        <w:r>
-          <w:rPr>
-            <w:lang w:val="pt_PT" w:bidi="pt_PT"/>
-          </w:rPr>
-          <w:rPr>
-            <w:color w:val="0000EE"/>
-            <w:u w:val="single"/>
-          </w:rPr>
-          <w:t>5.1–6</w:t>
-        </w:r>
-      </w:hyperlink>
+      <w:r>
+        <w:rPr>
+          <w:lang w:val="pt_PT" w:bidi="pt_PT"/>
+        </w:rPr>
+        <w:t>5.1–6</w:t>
+      </w:r>
       <w:r>
         <w:rPr>
           <w:lang w:val="pt_PT" w:bidi="pt_PT"/>
@@ -62255,18 +61877,12 @@
         </w:rPr>
         <w:t xml:space="preserve"> em </w:t>
       </w:r>
-      <w:hyperlink r:id="rId13">
-        <w:r>
-          <w:rPr>
-            <w:lang w:val="pt_PT" w:bidi="pt_PT"/>
-          </w:rPr>
-          <w:rPr>
-            <w:color w:val="0000EE"/>
-            <w:u w:val="single"/>
-          </w:rPr>
-          <w:t>1.2</w:t>
-        </w:r>
-      </w:hyperlink>
+      <w:r>
+        <w:rPr>
+          <w:lang w:val="pt_PT" w:bidi="pt_PT"/>
+        </w:rPr>
+        <w:t>1.2</w:t>
+      </w:r>
       <w:r>
         <w:rPr>
           <w:lang w:val="pt_PT" w:bidi="pt_PT"/>
@@ -63440,18 +63056,12 @@
         </w:rPr>
         <w:t xml:space="preserve"> em </w:t>
       </w:r>
-      <w:hyperlink r:id="rId13">
-        <w:r>
-          <w:rPr>
-            <w:lang w:val="pt_PT" w:bidi="pt_PT"/>
-          </w:rPr>
-          <w:rPr>
-            <w:color w:val="0000EE"/>
-            <w:u w:val="single"/>
-          </w:rPr>
-          <w:t>1.2</w:t>
-        </w:r>
-      </w:hyperlink>
+      <w:r>
+        <w:rPr>
+          <w:lang w:val="pt_PT" w:bidi="pt_PT"/>
+        </w:rPr>
+        <w:t>1.2</w:t>
+      </w:r>
       <w:r>
         <w:rPr>
           <w:lang w:val="pt_PT" w:bidi="pt_PT"/>
@@ -63993,18 +63603,12 @@
         </w:rPr>
         <w:t xml:space="preserve"> em </w:t>
       </w:r>
-      <w:hyperlink r:id="rId13">
-        <w:r>
-          <w:rPr>
-            <w:lang w:val="pt_PT" w:bidi="pt_PT"/>
-          </w:rPr>
-          <w:rPr>
-            <w:color w:val="0000EE"/>
-            <w:u w:val="single"/>
-          </w:rPr>
-          <w:t>1.2</w:t>
-        </w:r>
-      </w:hyperlink>
+      <w:r>
+        <w:rPr>
+          <w:lang w:val="pt_PT" w:bidi="pt_PT"/>
+        </w:rPr>
+        <w:t>1.2</w:t>
+      </w:r>
       <w:r>
         <w:rPr>
           <w:lang w:val="pt_PT" w:bidi="pt_PT"/>
@@ -64951,18 +64555,12 @@
         </w:rPr>
         <w:t xml:space="preserve"> em </w:t>
       </w:r>
-      <w:hyperlink r:id="rId13">
-        <w:r>
-          <w:rPr>
-            <w:lang w:val="pt_PT" w:bidi="pt_PT"/>
-          </w:rPr>
-          <w:rPr>
-            <w:color w:val="0000EE"/>
-            <w:u w:val="single"/>
-          </w:rPr>
-          <w:t>1.2</w:t>
-        </w:r>
-      </w:hyperlink>
+      <w:r>
+        <w:rPr>
+          <w:lang w:val="pt_PT" w:bidi="pt_PT"/>
+        </w:rPr>
+        <w:t>1.2</w:t>
+      </w:r>
       <w:r>
         <w:rPr>
           <w:lang w:val="pt_PT" w:bidi="pt_PT"/>
@@ -68159,18 +67757,12 @@
         </w:rPr>
         <w:t xml:space="preserve">. Assim como em </w:t>
       </w:r>
-      <w:hyperlink r:id="rId54">
-        <w:r>
-          <w:rPr>
-            <w:lang w:val="pt_PT" w:bidi="pt_PT"/>
-          </w:rPr>
-          <w:rPr>
-            <w:color w:val="0000EE"/>
-            <w:u w:val="single"/>
-          </w:rPr>
-          <w:t>5.7</w:t>
-        </w:r>
-      </w:hyperlink>
+      <w:r>
+        <w:rPr>
+          <w:lang w:val="pt_PT" w:bidi="pt_PT"/>
+        </w:rPr>
+        <w:t>5.7</w:t>
+      </w:r>
       <w:r>
         <w:rPr>
           <w:lang w:val="pt_PT" w:bidi="pt_PT"/>
@@ -68301,18 +67893,12 @@
         </w:rPr>
         <w:t xml:space="preserve"> em </w:t>
       </w:r>
-      <w:hyperlink r:id="rId13">
-        <w:r>
-          <w:rPr>
-            <w:lang w:val="pt_PT" w:bidi="pt_PT"/>
-          </w:rPr>
-          <w:rPr>
-            <w:color w:val="0000EE"/>
-            <w:u w:val="single"/>
-          </w:rPr>
-          <w:t>1.2</w:t>
-        </w:r>
-      </w:hyperlink>
+      <w:r>
+        <w:rPr>
+          <w:lang w:val="pt_PT" w:bidi="pt_PT"/>
+        </w:rPr>
+        <w:t>1.2</w:t>
+      </w:r>
       <w:r>
         <w:rPr>
           <w:lang w:val="pt_PT" w:bidi="pt_PT"/>
@@ -68417,18 +68003,12 @@
         </w:rPr>
         <w:t xml:space="preserve">Como em </w:t>
       </w:r>
-      <w:hyperlink r:id="rId17">
-        <w:r>
-          <w:rPr>
-            <w:lang w:val="pt_PT" w:bidi="pt_PT"/>
-          </w:rPr>
-          <w:rPr>
-            <w:color w:val="0000EE"/>
-            <w:u w:val="single"/>
-          </w:rPr>
-          <w:t>1.16</w:t>
-        </w:r>
-      </w:hyperlink>
+      <w:r>
+        <w:rPr>
+          <w:lang w:val="pt_PT" w:bidi="pt_PT"/>
+        </w:rPr>
+        <w:t>1.16</w:t>
+      </w:r>
       <w:r>
         <w:rPr>
           <w:lang w:val="pt_PT" w:bidi="pt_PT"/>

--- a/por/docx/59.content.docx
+++ b/por/docx/59.content.docx
@@ -34678,7 +34678,7 @@
         <w:rPr>
           <w:lang w:val="pt_PT" w:bidi="pt_PT"/>
         </w:rPr>
-        <w:t>Pronomes — Quando usá-los.</w:t>
+        <w:t>Pronomes</w:t>
       </w:r>
       <w:r>
         <w:rPr>

--- a/por/docx/59.content.docx
+++ b/por/docx/59.content.docx
@@ -30688,7 +30688,7 @@
         <w:rPr>
           <w:lang w:val="pt_PT" w:bidi="pt_PT"/>
         </w:rPr>
-        <w:t>6.4</w:t>
+        <w:t>Deuteronômio 6.4</w:t>
       </w:r>
       <w:r>
         <w:rPr>
